--- a/assets/docx/job-31_cover.docx
+++ b/assets/docx/job-31_cover.docx
@@ -64,42 +64,42 @@
     <w:p/>
     <w:p>
       <w:r>
-        <w:t>The work you describe for this team is entry: specimen handling, accessioning, data entry;</w:t>
+        <w:t>The work you describe for this team is entry: specimen handling, accessioning, data entry.</w:t>
       </w:r>
     </w:p>
     <w:p>
       <w:r>
-        <w:t>phlebotomy cert for draw roles. That is close to work I have actually done: extracting,</w:t>
+        <w:t>That is close to work I have actually done: extracting, aliquoting, labeling and tracking</w:t>
       </w:r>
     </w:p>
     <w:p>
       <w:r>
-        <w:t>aliquoting, labeling and tracking samples so the chain of records stays intact, QC checks</w:t>
+        <w:t>samples so the chain of records stays intact, QC checks and GLP documentation, including</w:t>
       </w:r>
     </w:p>
     <w:p>
       <w:r>
-        <w:t>and GLP documentation, including flagging anything out of specification and making up</w:t>
+        <w:t>flagging anything out of specification and making up buffers and reagents, titration and</w:t>
       </w:r>
     </w:p>
     <w:p>
       <w:r>
-        <w:t>buffers and reagents, titration and pH work at the bench. I am comfortable being the</w:t>
+        <w:t>pH work at the bench. I am comfortable being the person who keeps a bench tidy, a record</w:t>
       </w:r>
     </w:p>
     <w:p>
       <w:r>
-        <w:t>person who keeps a bench tidy, a record complete and a schedule kept. The last decade of</w:t>
+        <w:t>complete and a schedule kept. The last decade of running property operations on contract</w:t>
       </w:r>
     </w:p>
     <w:p>
       <w:r>
-        <w:t>running property operations on contract sharpened exactly that: inventory, vendor</w:t>
+        <w:t>sharpened exactly that: inventory, vendor scheduling, compliance paperwork and receipts</w:t>
       </w:r>
     </w:p>
     <w:p>
       <w:r>
-        <w:t>scheduling, compliance paperwork and receipts that reconcile.</w:t>
+        <w:t>that reconcile.</w:t>
       </w:r>
     </w:p>
     <w:p/>
@@ -503,10 +503,6 @@
     <w:name w:val="Normal"/>
     <w:qFormat/>
     <w:rsid w:val="00FC693F"/>
-    <w:rPr>
-      <w:rFonts w:ascii="Calibri" w:hAnsi="Calibri"/>
-      <w:sz w:val="21"/>
-    </w:rPr>
   </w:style>
   <w:style w:type="paragraph" w:styleId="Header">
     <w:name w:val="header"/>
